--- a/doc/08-setup-and-development.docx
+++ b/doc/08-setup-and-development.docx
@@ -3163,13 +3163,13 @@
         <w:t xml:space="preserve"> </w:t>
       </w:r>
       <w:r>
-        <w:t xml:space="preserve">with no browser, no database and no network. Five files, 40</w:t>
-      </w:r>
-      <w:r>
-        <w:t xml:space="preserve"> </w:t>
-      </w:r>
-      <w:r>
-        <w:t xml:space="preserve">cases:</w:t>
+        <w:t xml:space="preserve">with no browser, no database connection and no network. Six files,</w:t>
+      </w:r>
+      <w:r>
+        <w:t xml:space="preserve"> </w:t>
+      </w:r>
+      <w:r>
+        <w:t xml:space="preserve">52 cases:</w:t>
       </w:r>
       <w:r>
         <w:t xml:space="preserve"> </w:t>
@@ -3200,6 +3200,36 @@
       </w:r>
       <w:r>
         <w:t xml:space="preserve">(13),</w:t>
+      </w:r>
+      <w:r>
+        <w:t xml:space="preserve"> </w:t>
+      </w:r>
+      <w:r>
+        <w:rPr>
+          <w:rStyle w:val="VerbatimChar"/>
+        </w:rPr>
+        <w:t xml:space="preserve">ipAccess.test.js</w:t>
+      </w:r>
+      <w:r>
+        <w:t xml:space="preserve"> </w:t>
+      </w:r>
+      <w:r>
+        <w:t xml:space="preserve">(12 — the client-address resolver, including the forged</w:t>
+      </w:r>
+      <w:r>
+        <w:t xml:space="preserve"> </w:t>
+      </w:r>
+      <w:r>
+        <w:rPr>
+          <w:rStyle w:val="VerbatimChar"/>
+        </w:rPr>
+        <w:t xml:space="preserve">X-Forwarded-For</w:t>
+      </w:r>
+      <w:r>
+        <w:t xml:space="preserve"> </w:t>
+      </w:r>
+      <w:r>
+        <w:t xml:space="preserve">cases),</w:t>
       </w:r>
       <w:r>
         <w:t xml:space="preserve"> </w:t>
@@ -7471,18 +7501,33 @@
               <w:pStyle w:val="Compact"/>
             </w:pPr>
             <w:r>
-              <w:t xml:space="preserve">Every visitor looks like the same IP under Docker</w:t>
-            </w:r>
-          </w:p>
-        </w:tc>
-        <w:tc>
-          <w:tcPr/>
-          <w:p>
-            <w:pPr>
-              <w:pStyle w:val="Compact"/>
-            </w:pPr>
-            <w:r>
-              <w:t xml:space="preserve">userland proxy mode. The allowlist is reading the gateway’s address; see the operations document</w:t>
+              <w:t xml:space="preserve">Every visitor looks like the same IP</w:t>
+            </w:r>
+          </w:p>
+        </w:tc>
+        <w:tc>
+          <w:tcPr/>
+          <w:p>
+            <w:pPr>
+              <w:pStyle w:val="Compact"/>
+            </w:pPr>
+            <w:r>
+              <w:t xml:space="preserve">the app sits behind a proxy (or Docker’s bridge gateway) and</w:t>
+            </w:r>
+            <w:r>
+              <w:t xml:space="preserve"> </w:t>
+            </w:r>
+            <w:r>
+              <w:rPr>
+                <w:rStyle w:val="VerbatimChar"/>
+              </w:rPr>
+              <w:t xml:space="preserve">IP_ACCESS_TRUSTED_PROXIES</w:t>
+            </w:r>
+            <w:r>
+              <w:t xml:space="preserve"> </w:t>
+            </w:r>
+            <w:r>
+              <w:t xml:space="preserve">is empty, so the allowlist is comparing socket addresses. See the operations document</w:t>
             </w:r>
           </w:p>
         </w:tc>
@@ -7525,7 +7570,7 @@
         <w:t xml:space="preserve"> </w:t>
       </w:r>
       <w:r>
-        <w:t xml:space="preserve">— 40 unit cases.</w:t>
+        <w:t xml:space="preserve">— 52 unit cases.</w:t>
       </w:r>
     </w:p>
     <w:p>

--- a/doc/08-setup-and-development.docx
+++ b/doc/08-setup-and-development.docx
@@ -3521,7 +3521,7 @@
               <w:pStyle w:val="Compact"/>
             </w:pPr>
             <w:r>
-              <w:t xml:space="preserve">75 desktop specs, headless</w:t>
+              <w:t xml:space="preserve">76 desktop specs, headless</w:t>
             </w:r>
           </w:p>
         </w:tc>
@@ -3575,7 +3575,7 @@
               <w:pStyle w:val="Compact"/>
             </w:pPr>
             <w:r>
-              <w:t xml:space="preserve">the 10 phone-layout specs at 360x800</w:t>
+              <w:t xml:space="preserve">the 11 phone-layout specs at 360x800</w:t>
             </w:r>
           </w:p>
         </w:tc>
